--- a/arb/docx/010.content.docx
+++ b/arb/docx/010.content.docx
@@ -63041,7 +63041,55 @@
           <w:cs/>
           <w:lang w:val="ar_AE" w:bidi="ar_AE"/>
         </w:rPr>
-        <w:t>وهناك ثلاث مقالات تالية تصف ثلاثة جوانب رئيسية للروح: (1) روح الله؛ (2) روح يسوع المسيح؛ (3) روح الإنسان.</w:t>
+        <w:t xml:space="preserve">وهناك ثلاث مقالات تالية تصف ثلاثة جوانب رئيسية للروح: (1) </w:t>
+      </w:r>
+      <w:r>
+        <w:rPr>
+          <w:rtl/>
+          <w:cs/>
+          <w:lang w:val="ar_AE" w:bidi="ar_AE"/>
+        </w:rPr>
+        <w:t>روح الله</w:t>
+      </w:r>
+      <w:r>
+        <w:rPr>
+          <w:rtl/>
+          <w:cs/>
+          <w:lang w:val="ar_AE" w:bidi="ar_AE"/>
+        </w:rPr>
+        <w:t xml:space="preserve">؛ (2) </w:t>
+      </w:r>
+      <w:r>
+        <w:rPr>
+          <w:rtl/>
+          <w:cs/>
+          <w:lang w:val="ar_AE" w:bidi="ar_AE"/>
+        </w:rPr>
+        <w:t>روح يسوع المسيح</w:t>
+      </w:r>
+      <w:r>
+        <w:rPr>
+          <w:rtl/>
+          <w:cs/>
+          <w:lang w:val="ar_AE" w:bidi="ar_AE"/>
+        </w:rPr>
+        <w:t xml:space="preserve">؛ (3) </w:t>
+      </w:r>
+      <w:r>
+        <w:rPr>
+          <w:rtl/>
+          <w:cs/>
+          <w:lang w:val="ar_AE" w:bidi="ar_AE"/>
+        </w:rPr>
+        <w:t>روح الإنسان</w:t>
+      </w:r>
+      <w:r>
+        <w:rPr>
+          <w:rtl/>
+          <w:cs/>
+          <w:lang w:val="ar_AE" w:bidi="ar_AE"/>
+        </w:rPr>
+        <w:t>.</w:t>
       </w:r>
       <w:r>
         <w:rPr>

--- a/arb/docx/010.content.docx
+++ b/arb/docx/010.content.docx
@@ -33831,199 +33831,7 @@
           <w:cs/>
           <w:lang w:val="ar_AE" w:bidi="ar_AE"/>
         </w:rPr>
-        <w:t>مِن بين الكلمات العبريَّة الرئيسيَّة الأربع التي تُترجَم إلى "رِجْس،" فإن الكلمة الأكثر استخدامًا تُشير إلى انتهاك عادات أو طقوس راسخة، والذي بدوره يَتسبب في مجيء دينونة الله. وتتراوح الأمثلة مِن الذبائح التي بها عيوب (</w:t>
-      </w:r>
-      <w:r>
-        <w:rPr>
-          <w:rtl/>
-          <w:cs/>
-          <w:lang w:val="ar_AE" w:bidi="ar_AE"/>
-        </w:rPr>
-        <w:t>تثنية ١٧: ١</w:t>
-      </w:r>
-      <w:r>
-        <w:rPr>
-          <w:rtl/>
-          <w:cs/>
-          <w:lang w:val="ar_AE" w:bidi="ar_AE"/>
-        </w:rPr>
-        <w:t>) إلى السِحر والعرافة (</w:t>
-      </w:r>
-      <w:r>
-        <w:rPr>
-          <w:rtl/>
-          <w:cs/>
-          <w:lang w:val="ar_AE" w:bidi="ar_AE"/>
-        </w:rPr>
-        <w:t>تثنية ١٨: ١٢</w:t>
-      </w:r>
-      <w:r>
-        <w:rPr>
-          <w:rtl/>
-          <w:cs/>
-          <w:lang w:val="ar_AE" w:bidi="ar_AE"/>
-        </w:rPr>
-        <w:t>) أو الممارسات الوثنيَّة (</w:t>
-      </w:r>
-      <w:r>
-        <w:rPr>
-          <w:rtl/>
-          <w:cs/>
-          <w:lang w:val="ar_AE" w:bidi="ar_AE"/>
-        </w:rPr>
-        <w:t>٢ ملوك ١٦: ٣</w:t>
-      </w:r>
-      <w:r>
-        <w:rPr>
-          <w:rtl/>
-          <w:cs/>
-          <w:lang w:val="ar_AE" w:bidi="ar_AE"/>
-        </w:rPr>
-        <w:t>). توجد كلمة عبريَّة أخرى تُشير إلى لحم أنواع مُعينة من الحيوانات التي كانت تُدْنِّس الإنسانَ طقسيًا، سواء تمَّ لَمْسها أو أكلها (</w:t>
-      </w:r>
-      <w:r>
-        <w:rPr>
-          <w:rtl/>
-          <w:cs/>
-          <w:lang w:val="ar_AE" w:bidi="ar_AE"/>
-        </w:rPr>
-        <w:t>لاويين ١١: ١٠–١٣</w:t>
-      </w:r>
-      <w:r>
-        <w:rPr>
-          <w:rtl/>
-          <w:cs/>
-          <w:lang w:val="ar_AE" w:bidi="ar_AE"/>
-        </w:rPr>
-        <w:t>). تُشير كلمة ثالثة إلى لحم ذبائح مُعينة بَقي ثلاث أيام (</w:t>
-      </w:r>
-      <w:r>
-        <w:rPr>
-          <w:rtl/>
-          <w:cs/>
-          <w:lang w:val="ar_AE" w:bidi="ar_AE"/>
-        </w:rPr>
-        <w:t>لاويين ٧: ١٨</w:t>
-      </w:r>
-      <w:r>
-        <w:rPr>
-          <w:rtl/>
-          <w:cs/>
-          <w:lang w:val="ar_AE" w:bidi="ar_AE"/>
-        </w:rPr>
-        <w:t>). تُشير الكلمة الرابعة بشكل حصري تقريبًا إلى الأغراض الوثنيَّة التي يَرتبط أصلها بعبادة الأوثان (إ</w:t>
-      </w:r>
-      <w:r>
-        <w:rPr>
-          <w:rtl/>
-          <w:cs/>
-          <w:lang w:val="ar_AE" w:bidi="ar_AE"/>
-        </w:rPr>
-        <w:t>رميا ٤: ١</w:t>
-      </w:r>
-      <w:r>
-        <w:rPr>
-          <w:rtl/>
-          <w:cs/>
-          <w:lang w:val="ar_AE" w:bidi="ar_AE"/>
-        </w:rPr>
-        <w:t xml:space="preserve">؛ </w:t>
-      </w:r>
-      <w:r>
-        <w:rPr>
-          <w:rtl/>
-          <w:cs/>
-          <w:lang w:val="ar_AE" w:bidi="ar_AE"/>
-        </w:rPr>
-        <w:t>٧: ٣٠</w:t>
-      </w:r>
-      <w:r>
-        <w:rPr>
-          <w:rtl/>
-          <w:cs/>
-          <w:lang w:val="ar_AE" w:bidi="ar_AE"/>
-        </w:rPr>
-        <w:t>). بعيدًا عن الاستخدام المتخصص لتعبير "رِجْسة الخَراب،" فإن الكلمة اليونانيَّة التي تعني "رِجْس" لا تُستخدم كثيرًا في العهد الجديد (</w:t>
-      </w:r>
-      <w:r>
-        <w:rPr>
-          <w:rtl/>
-          <w:cs/>
-          <w:lang w:val="ar_AE" w:bidi="ar_AE"/>
-        </w:rPr>
-        <w:t>لوقا ١٦: ١٥</w:t>
-      </w:r>
-      <w:r>
-        <w:rPr>
-          <w:rtl/>
-          <w:cs/>
-          <w:lang w:val="ar_AE" w:bidi="ar_AE"/>
-        </w:rPr>
-        <w:t xml:space="preserve">؛ </w:t>
-      </w:r>
-      <w:r>
-        <w:rPr>
-          <w:rtl/>
-          <w:cs/>
-          <w:lang w:val="ar_AE" w:bidi="ar_AE"/>
-        </w:rPr>
-        <w:t>رومية ٢: ٢٢</w:t>
-      </w:r>
-      <w:r>
-        <w:rPr>
-          <w:rtl/>
-          <w:cs/>
-          <w:lang w:val="ar_AE" w:bidi="ar_AE"/>
-        </w:rPr>
-        <w:t xml:space="preserve">؛ </w:t>
-      </w:r>
-      <w:r>
-        <w:rPr>
-          <w:rtl/>
-          <w:cs/>
-          <w:lang w:val="ar_AE" w:bidi="ar_AE"/>
-        </w:rPr>
-        <w:t>تيطس ١: ١٦</w:t>
-      </w:r>
-      <w:r>
-        <w:rPr>
-          <w:rtl/>
-          <w:cs/>
-          <w:lang w:val="ar_AE" w:bidi="ar_AE"/>
-        </w:rPr>
-        <w:t xml:space="preserve">؛ </w:t>
-      </w:r>
-      <w:r>
-        <w:rPr>
-          <w:rtl/>
-          <w:cs/>
-          <w:lang w:val="ar_AE" w:bidi="ar_AE"/>
-        </w:rPr>
-        <w:t>رؤيا ١٧: ٤–٥</w:t>
-      </w:r>
-      <w:r>
-        <w:rPr>
-          <w:rtl/>
-          <w:cs/>
-          <w:lang w:val="ar_AE" w:bidi="ar_AE"/>
-        </w:rPr>
-        <w:t xml:space="preserve">؛ </w:t>
-      </w:r>
-      <w:r>
-        <w:rPr>
-          <w:rtl/>
-          <w:cs/>
-          <w:lang w:val="ar_AE" w:bidi="ar_AE"/>
-        </w:rPr>
-        <w:t>٢١: ٨، ٢٧</w:t>
-      </w:r>
-      <w:r>
-        <w:rPr>
-          <w:rtl/>
-          <w:cs/>
-          <w:lang w:val="ar_AE" w:bidi="ar_AE"/>
-        </w:rPr>
-        <w:t>) وتُترجَم في اللُغة الإنجليزية إلى العديد من الكلمات. إن المعنى الأساسي المقصود هو أي شيء يُعد بغيضًا في نظرِ إلهٍ قدوس.</w:t>
+        <w:t>مِن بين الكلمات العبريَّة الرئيسيَّة الأربع التي تُترجَم إلى "رِجْس،" فإن الكلمة الأكثر استخدامًا تُشير إلى انتهاك عادات أو طقوس راسخة، والذي بدوره يَتسبب في مجيء دينونة الله. وتتراوح الأمثلة مِن الذبائح التي بها عيوب (تثنية ١٧: ١) إلى السِحر والعرافة (تثنية ١٨: ١٢) أو الممارسات الوثنيَّة (٢ ملوك ١٦: ٣). توجد كلمة عبريَّة أخرى تُشير إلى لحم أنواع مُعينة من الحيوانات التي كانت تُدْنِّس الإنسانَ طقسيًا، سواء تمَّ لَمْسها أو أكلها (لاويين ١١: ١٠–١٣). تُشير كلمة ثالثة إلى لحم ذبائح مُعينة بَقي ثلاث أيام (لاويين ٧: ١٨). تُشير الكلمة الرابعة بشكل حصري تقريبًا إلى الأغراض الوثنيَّة التي يَرتبط أصلها بعبادة الأوثان (إرميا ٤: ١؛ ٧: ٣٠). بعيدًا عن الاستخدام المتخصص لتعبير "رِجْسة الخَراب،" فإن الكلمة اليونانيَّة التي تعني "رِجْس" لا تُستخدم كثيرًا في العهد الجديد (لوقا ١٦: ١٥؛ رومية ٢: ٢٢؛ تيطس ١: ١٦؛ رؤيا ١٧: ٤–٥؛ ٢١: ٨، ٢٧) وتُترجَم في اللُغة الإنجليزية إلى العديد من الكلمات. إن المعنى الأساسي المقصود هو أي شيء يُعد بغيضًا في نظرِ إلهٍ قدوس.</w:t>
       </w:r>
     </w:p>
     <w:p>
@@ -49990,623 +49798,47 @@
           <w:cs/>
           <w:lang w:val="ar_AE" w:bidi="ar_AE"/>
         </w:rPr>
-        <w:t>خلال العهد القديم، هناك تأكيد على قيام الله بإختيار ومسح الأشخاص الذين أرادهم. كما تم نقل الوظائف الكهنوتية مبكرًا جدًا من رأس العائلة إلى سبط لاوي الذي اختاره الله (</w:t>
-      </w:r>
-      <w:r>
-        <w:rPr>
-          <w:rtl/>
-          <w:cs/>
-          <w:lang w:val="ar_AE" w:bidi="ar_AE"/>
-        </w:rPr>
-        <w:t>تثنية 33: 8–11</w:t>
-      </w:r>
-      <w:r>
-        <w:rPr>
-          <w:rtl/>
-          <w:cs/>
-          <w:lang w:val="ar_AE" w:bidi="ar_AE"/>
-        </w:rPr>
-        <w:t xml:space="preserve">؛ </w:t>
-      </w:r>
-      <w:r>
-        <w:rPr>
-          <w:rtl/>
-          <w:cs/>
-          <w:lang w:val="ar_AE" w:bidi="ar_AE"/>
-        </w:rPr>
-        <w:t>قض 17: 13</w:t>
-      </w:r>
-      <w:r>
-        <w:rPr>
-          <w:rtl/>
-          <w:cs/>
-          <w:lang w:val="ar_AE" w:bidi="ar_AE"/>
-        </w:rPr>
-        <w:t>). ومن خلال وجود عشائر كثيرة متتالية وأحيانًا متنافسة مثل "الصدوقيين،" "الهارونيين،" و"الحشمونيين"، استمر هذا الامتياز المتوارث قائمًا. وكان موسى هو أول من خصص سبط لاوي للتعيين الإلهي (</w:t>
-      </w:r>
-      <w:r>
-        <w:rPr>
-          <w:rtl/>
-          <w:cs/>
-          <w:lang w:val="ar_AE" w:bidi="ar_AE"/>
-        </w:rPr>
-        <w:t>خروج 4: 14</w:t>
-      </w:r>
-      <w:r>
-        <w:rPr>
-          <w:rtl/>
-          <w:cs/>
-          <w:lang w:val="ar_AE" w:bidi="ar_AE"/>
-        </w:rPr>
-        <w:t xml:space="preserve">؛ </w:t>
-      </w:r>
-      <w:r>
-        <w:rPr>
-          <w:rtl/>
-          <w:cs/>
-          <w:lang w:val="ar_AE" w:bidi="ar_AE"/>
-        </w:rPr>
-        <w:t>28: 41</w:t>
-      </w:r>
-      <w:r>
-        <w:rPr>
-          <w:rtl/>
-          <w:cs/>
-          <w:lang w:val="ar_AE" w:bidi="ar_AE"/>
-        </w:rPr>
-        <w:t xml:space="preserve">؛ </w:t>
-      </w:r>
-      <w:r>
-        <w:rPr>
-          <w:rtl/>
-          <w:cs/>
-          <w:lang w:val="ar_AE" w:bidi="ar_AE"/>
-        </w:rPr>
-        <w:t>29: 9</w:t>
-      </w:r>
-      <w:r>
-        <w:rPr>
-          <w:rtl/>
-          <w:cs/>
-          <w:lang w:val="ar_AE" w:bidi="ar_AE"/>
-        </w:rPr>
-        <w:t>)، كما تم ذكر صموئيل الإفرايمي في سلاسل نسبهم (</w:t>
-      </w:r>
-      <w:r>
-        <w:rPr>
-          <w:rtl/>
-          <w:cs/>
-          <w:lang w:val="ar_AE" w:bidi="ar_AE"/>
-        </w:rPr>
-        <w:t>1 أخبار 6: 28</w:t>
-      </w:r>
-      <w:r>
-        <w:rPr>
-          <w:rtl/>
-          <w:cs/>
-          <w:lang w:val="ar_AE" w:bidi="ar_AE"/>
-        </w:rPr>
-        <w:t>)، وكان ذلك مصدر فخر ابن سيراخ (</w:t>
-      </w:r>
-      <w:r>
-        <w:rPr>
-          <w:rtl/>
-          <w:cs/>
-          <w:lang w:val="ar_AE" w:bidi="ar_AE"/>
-        </w:rPr>
-        <w:t>حكمة بن سيراخ 45: 6–22</w:t>
-      </w:r>
-      <w:r>
-        <w:rPr>
-          <w:rtl/>
-          <w:cs/>
-          <w:lang w:val="ar_AE" w:bidi="ar_AE"/>
-        </w:rPr>
-        <w:t>، حوالي 180 ق.م.). وكما تؤكد الرسالة إلى العبرانيين (</w:t>
-      </w:r>
-      <w:r>
-        <w:rPr>
-          <w:rtl/>
-          <w:cs/>
-          <w:lang w:val="ar_AE" w:bidi="ar_AE"/>
-        </w:rPr>
-        <w:t>عبرانيين 5: 1، 4</w:t>
-      </w:r>
-      <w:r>
-        <w:rPr>
-          <w:rtl/>
-          <w:cs/>
-          <w:lang w:val="ar_AE" w:bidi="ar_AE"/>
-        </w:rPr>
-        <w:t>)، فلا أحد يأخذ هذه الوظيفة بنفسه، بل "المدعو من الله، كما هارون أيضًا،" فكان ينضم من خلال الولادة لهذه المكانة الموروثة.</w:t>
-      </w:r>
-    </w:p>
-    <w:p>
-      <w:pPr>
-        <w:bidi/>
-      </w:pPr>
-      <w:r>
-        <w:rPr>
-          <w:rtl/>
-          <w:cs/>
-          <w:lang w:val="ar_AE" w:bidi="ar_AE"/>
-        </w:rPr>
-      </w:r>
-      <w:r>
-        <w:rPr>
-          <w:rtl/>
-          <w:cs/>
-          <w:lang w:val="ar_AE" w:bidi="ar_AE"/>
-        </w:rPr>
-        <w:t>وقد تم تقديم وتخصيص اللاويين أولًا عند خيمة الاجتماع، وفي حضور الشعب، وقد تم عمل ذلك بواسطة "وضع الأيدي" (</w:t>
-      </w:r>
-      <w:r>
-        <w:rPr>
-          <w:rtl/>
-          <w:cs/>
-          <w:lang w:val="ar_AE" w:bidi="ar_AE"/>
-        </w:rPr>
-        <w:t>عدد 8: 10، 14–18</w:t>
-      </w:r>
-      <w:r>
-        <w:rPr>
-          <w:rtl/>
-          <w:cs/>
-          <w:lang w:val="ar_AE" w:bidi="ar_AE"/>
-        </w:rPr>
-        <w:t>). كذلك أخذ موسى تعليمات محددة لعملية مسح وتقديس هارون وأبنائه طوال أسبوع، من خلال تقديم ذبائح معينة، وثياب، ودهن مسحة، وطقوس معينة (</w:t>
-      </w:r>
-      <w:r>
-        <w:rPr>
-          <w:rtl/>
-          <w:cs/>
-          <w:lang w:val="ar_AE" w:bidi="ar_AE"/>
-        </w:rPr>
-        <w:t>خروج 29</w:t>
-      </w:r>
-      <w:r>
-        <w:rPr>
-          <w:rtl/>
-          <w:cs/>
-          <w:lang w:val="ar_AE" w:bidi="ar_AE"/>
-        </w:rPr>
-        <w:t xml:space="preserve">؛ </w:t>
-      </w:r>
-      <w:r>
-        <w:rPr>
-          <w:rtl/>
-          <w:cs/>
-          <w:lang w:val="ar_AE" w:bidi="ar_AE"/>
-        </w:rPr>
-        <w:t>لاويين 8</w:t>
-      </w:r>
-      <w:r>
-        <w:rPr>
-          <w:rtl/>
-          <w:cs/>
-          <w:lang w:val="ar_AE" w:bidi="ar_AE"/>
-        </w:rPr>
-        <w:t>). وفي كلتا الحالتين، فإن ذكر هذه التعليمات المفصلة بعناية قد يشير إلى أن تلك الممارسات والاحتفالات قد استمرت، بشكل ما، لسنوات لاحقة، على الرغم من عدم تسجيل أي تكرار لها.</w:t>
-      </w:r>
-    </w:p>
-    <w:p>
-      <w:pPr>
-        <w:bidi/>
-      </w:pPr>
-      <w:r>
-        <w:rPr>
-          <w:rtl/>
-          <w:cs/>
-          <w:lang w:val="ar_AE" w:bidi="ar_AE"/>
-        </w:rPr>
-      </w:r>
-      <w:r>
-        <w:rPr>
-          <w:rtl/>
-          <w:cs/>
-          <w:lang w:val="ar_AE" w:bidi="ar_AE"/>
-        </w:rPr>
-        <w:t>وإلى جانب الكهنة، كانت تُوجد مجموعات من الأنبياء المعروفين، أو تجمعات للأنبياء، وأحيانًا تكون تحت رعاية ملكية (</w:t>
-      </w:r>
-      <w:r>
-        <w:rPr>
-          <w:rtl/>
-          <w:cs/>
-          <w:lang w:val="ar_AE" w:bidi="ar_AE"/>
-        </w:rPr>
-        <w:t>1 صموئيل 10: 5</w:t>
-      </w:r>
-      <w:r>
-        <w:rPr>
-          <w:rtl/>
-          <w:cs/>
-          <w:lang w:val="ar_AE" w:bidi="ar_AE"/>
-        </w:rPr>
-        <w:t xml:space="preserve">؛ </w:t>
-      </w:r>
-      <w:r>
-        <w:rPr>
-          <w:rtl/>
-          <w:cs/>
-          <w:lang w:val="ar_AE" w:bidi="ar_AE"/>
-        </w:rPr>
-        <w:t>1 ملوك 1: 9–10</w:t>
-      </w:r>
-      <w:r>
-        <w:rPr>
-          <w:rtl/>
-          <w:cs/>
-          <w:lang w:val="ar_AE" w:bidi="ar_AE"/>
-        </w:rPr>
-        <w:t xml:space="preserve">؛ </w:t>
-      </w:r>
-      <w:r>
-        <w:rPr>
-          <w:rtl/>
-          <w:cs/>
-          <w:lang w:val="ar_AE" w:bidi="ar_AE"/>
-        </w:rPr>
-        <w:t>18: 17–19</w:t>
-      </w:r>
-      <w:r>
-        <w:rPr>
-          <w:rtl/>
-          <w:cs/>
-          <w:lang w:val="ar_AE" w:bidi="ar_AE"/>
-        </w:rPr>
-        <w:t xml:space="preserve">؛ </w:t>
-      </w:r>
-      <w:r>
-        <w:rPr>
-          <w:rtl/>
-          <w:cs/>
-          <w:lang w:val="ar_AE" w:bidi="ar_AE"/>
-        </w:rPr>
-        <w:t>20: 35</w:t>
-      </w:r>
-      <w:r>
-        <w:rPr>
-          <w:rtl/>
-          <w:cs/>
-          <w:lang w:val="ar_AE" w:bidi="ar_AE"/>
-        </w:rPr>
-        <w:t xml:space="preserve">؛ </w:t>
-      </w:r>
-      <w:r>
-        <w:rPr>
-          <w:rtl/>
-          <w:cs/>
-          <w:lang w:val="ar_AE" w:bidi="ar_AE"/>
-        </w:rPr>
-        <w:t>22: 5–28</w:t>
-      </w:r>
-      <w:r>
-        <w:rPr>
-          <w:rtl/>
-          <w:cs/>
-          <w:lang w:val="ar_AE" w:bidi="ar_AE"/>
-        </w:rPr>
-        <w:t xml:space="preserve">؛ </w:t>
-      </w:r>
-      <w:r>
-        <w:rPr>
-          <w:rtl/>
-          <w:cs/>
-          <w:lang w:val="ar_AE" w:bidi="ar_AE"/>
-        </w:rPr>
-        <w:t>2 ملوك 2: 3–7</w:t>
-      </w:r>
-      <w:r>
-        <w:rPr>
-          <w:rtl/>
-          <w:cs/>
-          <w:lang w:val="ar_AE" w:bidi="ar_AE"/>
-        </w:rPr>
-        <w:t xml:space="preserve">؛ </w:t>
-      </w:r>
-      <w:r>
-        <w:rPr>
-          <w:rtl/>
-          <w:cs/>
-          <w:lang w:val="ar_AE" w:bidi="ar_AE"/>
-        </w:rPr>
-        <w:t>23: 2</w:t>
-      </w:r>
-      <w:r>
-        <w:rPr>
-          <w:rtl/>
-          <w:cs/>
-          <w:lang w:val="ar_AE" w:bidi="ar_AE"/>
-        </w:rPr>
-        <w:t xml:space="preserve">). كما أنه يمكن تتبع وجود الأنبياء وخط النبوة إلى الأيام الأولى (انظر </w:t>
-      </w:r>
-      <w:r>
-        <w:rPr>
-          <w:rtl/>
-          <w:cs/>
-          <w:lang w:val="ar_AE" w:bidi="ar_AE"/>
-        </w:rPr>
-        <w:t>تكوين 20: 7</w:t>
-      </w:r>
-      <w:r>
-        <w:rPr>
-          <w:rtl/>
-          <w:cs/>
-          <w:lang w:val="ar_AE" w:bidi="ar_AE"/>
-        </w:rPr>
-        <w:t xml:space="preserve">؛ </w:t>
-      </w:r>
-      <w:r>
-        <w:rPr>
-          <w:rtl/>
-          <w:cs/>
-          <w:lang w:val="ar_AE" w:bidi="ar_AE"/>
-        </w:rPr>
-        <w:t>تثنية 34: 10</w:t>
-      </w:r>
-      <w:r>
-        <w:rPr>
-          <w:rtl/>
-          <w:cs/>
-          <w:lang w:val="ar_AE" w:bidi="ar_AE"/>
-        </w:rPr>
-        <w:t xml:space="preserve">؛ </w:t>
-      </w:r>
-      <w:r>
-        <w:rPr>
-          <w:rtl/>
-          <w:cs/>
-          <w:lang w:val="ar_AE" w:bidi="ar_AE"/>
-        </w:rPr>
-        <w:t>قض 4: 4</w:t>
-      </w:r>
-      <w:r>
-        <w:rPr>
-          <w:rtl/>
-          <w:cs/>
-          <w:lang w:val="ar_AE" w:bidi="ar_AE"/>
-        </w:rPr>
-        <w:t xml:space="preserve">؛ </w:t>
-      </w:r>
-      <w:r>
-        <w:rPr>
-          <w:rtl/>
-          <w:cs/>
-          <w:lang w:val="ar_AE" w:bidi="ar_AE"/>
-        </w:rPr>
-        <w:t>إرميا 7: 25</w:t>
-      </w:r>
-      <w:r>
-        <w:rPr>
-          <w:rtl/>
-          <w:cs/>
-          <w:lang w:val="ar_AE" w:bidi="ar_AE"/>
-        </w:rPr>
-        <w:t xml:space="preserve">). إن عبارة "بنو الأنبياء" والإشارة الغامضة في </w:t>
-      </w:r>
-      <w:r>
-        <w:rPr>
-          <w:rtl/>
-          <w:cs/>
-          <w:lang w:val="ar_AE" w:bidi="ar_AE"/>
-        </w:rPr>
-        <w:t>إرميا 35: 4</w:t>
-      </w:r>
-      <w:r>
-        <w:rPr>
-          <w:rtl/>
-          <w:cs/>
-          <w:lang w:val="ar_AE" w:bidi="ar_AE"/>
-        </w:rPr>
-        <w:t xml:space="preserve">، قد تشير إلى أن النبوة، مثلها مثل الكهنوت، كانت أحيانًا توّرث، ولكن الطريقة التي يتم بها التعيين والتكريس غير معروفة لنا. كما أن الأنبياء البارزين كانوا في كثير من الأحيان في مواجهة مع ما يسمي "مدارس" الأنبياء (إيليا، </w:t>
-      </w:r>
-      <w:r>
-        <w:rPr>
-          <w:rtl/>
-          <w:cs/>
-          <w:lang w:val="ar_AE" w:bidi="ar_AE"/>
-        </w:rPr>
-        <w:t>1 ملوك 17</w:t>
-      </w:r>
-      <w:r>
-        <w:rPr>
-          <w:rtl/>
-          <w:cs/>
-          <w:lang w:val="ar_AE" w:bidi="ar_AE"/>
-        </w:rPr>
-        <w:t xml:space="preserve">؛ ميخا، </w:t>
-      </w:r>
-      <w:r>
-        <w:rPr>
-          <w:rtl/>
-          <w:cs/>
-          <w:lang w:val="ar_AE" w:bidi="ar_AE"/>
-        </w:rPr>
-        <w:t>1 ملوك 22: 5–28</w:t>
-      </w:r>
-      <w:r>
-        <w:rPr>
-          <w:rtl/>
-          <w:cs/>
-          <w:lang w:val="ar_AE" w:bidi="ar_AE"/>
-        </w:rPr>
-        <w:t xml:space="preserve">؛ إرميا، </w:t>
-      </w:r>
-      <w:r>
-        <w:rPr>
-          <w:rtl/>
-          <w:cs/>
-          <w:lang w:val="ar_AE" w:bidi="ar_AE"/>
-        </w:rPr>
-        <w:t>إرميا 27: 14–16</w:t>
-      </w:r>
-      <w:r>
-        <w:rPr>
-          <w:rtl/>
-          <w:cs/>
-          <w:lang w:val="ar_AE" w:bidi="ar_AE"/>
-        </w:rPr>
-        <w:t xml:space="preserve">؛ </w:t>
-      </w:r>
-      <w:r>
-        <w:rPr>
-          <w:rtl/>
-          <w:cs/>
-          <w:lang w:val="ar_AE" w:bidi="ar_AE"/>
-        </w:rPr>
-        <w:t>28</w:t>
-      </w:r>
-      <w:r>
-        <w:rPr>
-          <w:rtl/>
-          <w:cs/>
-          <w:lang w:val="ar_AE" w:bidi="ar_AE"/>
-        </w:rPr>
-        <w:t>). كان هؤلاء الأنبياء يتم تكليفهم من خلال دعوة إلهية ومباشرة (</w:t>
-      </w:r>
-      <w:r>
-        <w:rPr>
-          <w:rtl/>
-          <w:cs/>
-          <w:lang w:val="ar_AE" w:bidi="ar_AE"/>
-        </w:rPr>
-        <w:t>1 ملوك 17: 1</w:t>
-      </w:r>
-      <w:r>
-        <w:rPr>
-          <w:rtl/>
-          <w:cs/>
-          <w:lang w:val="ar_AE" w:bidi="ar_AE"/>
-        </w:rPr>
-        <w:t xml:space="preserve">؛ </w:t>
-      </w:r>
-      <w:r>
-        <w:rPr>
-          <w:rtl/>
-          <w:cs/>
-          <w:lang w:val="ar_AE" w:bidi="ar_AE"/>
-        </w:rPr>
-        <w:t>21: 17</w:t>
-      </w:r>
-      <w:r>
-        <w:rPr>
-          <w:rtl/>
-          <w:cs/>
-          <w:lang w:val="ar_AE" w:bidi="ar_AE"/>
-        </w:rPr>
-        <w:t xml:space="preserve">؛ </w:t>
-      </w:r>
-      <w:r>
-        <w:rPr>
-          <w:rtl/>
-          <w:cs/>
-          <w:lang w:val="ar_AE" w:bidi="ar_AE"/>
-        </w:rPr>
-        <w:t>إشعياء 6</w:t>
-      </w:r>
-      <w:r>
-        <w:rPr>
-          <w:rtl/>
-          <w:cs/>
-          <w:lang w:val="ar_AE" w:bidi="ar_AE"/>
-        </w:rPr>
-        <w:t xml:space="preserve">؛ </w:t>
-      </w:r>
-      <w:r>
-        <w:rPr>
-          <w:rtl/>
-          <w:cs/>
-          <w:lang w:val="ar_AE" w:bidi="ar_AE"/>
-        </w:rPr>
-        <w:t>إرميا 1</w:t>
-      </w:r>
-      <w:r>
-        <w:rPr>
-          <w:rtl/>
-          <w:cs/>
-          <w:lang w:val="ar_AE" w:bidi="ar_AE"/>
-        </w:rPr>
-        <w:t xml:space="preserve">؛ </w:t>
-      </w:r>
-      <w:r>
-        <w:rPr>
-          <w:rtl/>
-          <w:cs/>
-          <w:lang w:val="ar_AE" w:bidi="ar_AE"/>
-        </w:rPr>
-        <w:t>عاموس 7: 15</w:t>
-      </w:r>
-      <w:r>
-        <w:rPr>
-          <w:rtl/>
-          <w:cs/>
-          <w:lang w:val="ar_AE" w:bidi="ar_AE"/>
-        </w:rPr>
-        <w:t>)، بينما تم مسح أليشع ودعوته بواسطة تكليف محدد من الله من خلال إيليا (</w:t>
-      </w:r>
-      <w:r>
-        <w:rPr>
-          <w:rtl/>
-          <w:cs/>
-          <w:lang w:val="ar_AE" w:bidi="ar_AE"/>
-        </w:rPr>
-        <w:t>1 ملوك 19: 16</w:t>
-      </w:r>
-      <w:r>
-        <w:rPr>
-          <w:rtl/>
-          <w:cs/>
-          <w:lang w:val="ar_AE" w:bidi="ar_AE"/>
-        </w:rPr>
-        <w:t xml:space="preserve">؛ </w:t>
-      </w:r>
-      <w:r>
-        <w:rPr>
-          <w:rtl/>
-          <w:cs/>
-          <w:lang w:val="ar_AE" w:bidi="ar_AE"/>
-        </w:rPr>
-        <w:t>إشعياء 61: 1</w:t>
-      </w:r>
-      <w:r>
-        <w:rPr>
-          <w:rtl/>
-          <w:cs/>
-          <w:lang w:val="ar_AE" w:bidi="ar_AE"/>
-        </w:rPr>
-        <w:t>). وقد كانت كانت أصالة ومصداقية رسالة النبي لا تعتمد على طريقة أو مراسم مسحه للنبوة، بل على الحق الواضح فيها، بحيث يتم تحقيق كل ما سبق وتنبأ بأنه سيحدث (</w:t>
-      </w:r>
-      <w:r>
-        <w:rPr>
-          <w:rtl/>
-          <w:cs/>
-          <w:lang w:val="ar_AE" w:bidi="ar_AE"/>
-        </w:rPr>
-        <w:t>1 ملوك 22: 13–14، 26–28</w:t>
-      </w:r>
-      <w:r>
-        <w:rPr>
-          <w:rtl/>
-          <w:cs/>
-          <w:lang w:val="ar_AE" w:bidi="ar_AE"/>
-        </w:rPr>
-        <w:t xml:space="preserve">؛ إرميا </w:t>
-      </w:r>
-      <w:r>
-        <w:rPr>
-          <w:rtl/>
-          <w:cs/>
-          <w:lang w:val="ar_AE" w:bidi="ar_AE"/>
-        </w:rPr>
-        <w:t>28: 5–9</w:t>
-      </w:r>
-      <w:r>
-        <w:rPr>
-          <w:rtl/>
-          <w:cs/>
-          <w:lang w:val="ar_AE" w:bidi="ar_AE"/>
-        </w:rPr>
-        <w:t>).</w:t>
+        <w:t>خلال العهد القديم، هناك تأكيد على قيام الله بإختيار ومسح الأشخاص الذين أرادهم. كما تم نقل الوظائف الكهنوتية مبكرًا جدًا من رأس العائلة إلى سبط لاوي الذي اختاره الله (تثنية 33: 8–11؛ قض 17: 13). ومن خلال وجود عشائر كثيرة متتالية وأحيانًا متنافسة مثل "الصدوقيين،" "الهارونيين،" و"الحشمونيين"، استمر هذا الامتياز المتوارث قائمًا. وكان موسى هو أول من خصص سبط لاوي للتعيين الإلهي (خروج 4: 14؛ 28: 41؛ 29: 9)، كما تم ذكر صموئيل الإفرايمي في سلاسل نسبهم (1 أخبار 6: 28)، وكان ذلك مصدر فخر ابن سيراخ (حكمة بن سيراخ 45: 6–22، حوالي 180 ق.م.). وكما تؤكد الرسالة إلى العبرانيين (عبرانيين 5: 1، 4)، فلا أحد يأخذ هذه الوظيفة بنفسه، بل "المدعو من الله، كما هارون أيضًا،" فكان ينضم من خلال الولادة لهذه المكانة الموروثة.</w:t>
+      </w:r>
+    </w:p>
+    <w:p>
+      <w:pPr>
+        <w:bidi/>
+      </w:pPr>
+      <w:r>
+        <w:rPr>
+          <w:rtl/>
+          <w:cs/>
+          <w:lang w:val="ar_AE" w:bidi="ar_AE"/>
+        </w:rPr>
+      </w:r>
+      <w:r>
+        <w:rPr>
+          <w:rtl/>
+          <w:cs/>
+          <w:lang w:val="ar_AE" w:bidi="ar_AE"/>
+        </w:rPr>
+        <w:t>وقد تم تقديم وتخصيص اللاويين أولًا عند خيمة الاجتماع، وفي حضور الشعب، وقد تم عمل ذلك بواسطة "وضع الأيدي" (عدد 8: 10، 14–18). كذلك أخذ موسى تعليمات محددة لعملية مسح وتقديس هارون وأبنائه طوال أسبوع، من خلال تقديم ذبائح معينة، وثياب، ودهن مسحة، وطقوس معينة (خروج 29؛ لاويين 8). وفي كلتا الحالتين، فإن ذكر هذه التعليمات المفصلة بعناية قد يشير إلى أن تلك الممارسات والاحتفالات قد استمرت، بشكل ما، لسنوات لاحقة، على الرغم من عدم تسجيل أي تكرار لها.</w:t>
+      </w:r>
+    </w:p>
+    <w:p>
+      <w:pPr>
+        <w:bidi/>
+      </w:pPr>
+      <w:r>
+        <w:rPr>
+          <w:rtl/>
+          <w:cs/>
+          <w:lang w:val="ar_AE" w:bidi="ar_AE"/>
+        </w:rPr>
+      </w:r>
+      <w:r>
+        <w:rPr>
+          <w:rtl/>
+          <w:cs/>
+          <w:lang w:val="ar_AE" w:bidi="ar_AE"/>
+        </w:rPr>
+        <w:t>وإلى جانب الكهنة، كانت تُوجد مجموعات من الأنبياء المعروفين، أو تجمعات للأنبياء، وأحيانًا تكون تحت رعاية ملكية (1 صموئيل 10: 5؛ 1 ملوك 1: 9–10؛ 18: 17–19؛ 20: 35؛ 22: 5–28؛ 2 ملوك 2: 3–7؛ 23: 2). كما أنه يمكن تتبع وجود الأنبياء وخط النبوة إلى الأيام الأولى (انظر تكوين 20: 7؛ تثنية 34: 10؛ قض 4: 4؛ إرميا 7: 25). إن عبارة "بنو الأنبياء" والإشارة الغامضة في إرميا 35: 4، قد تشير إلى أن النبوة، مثلها مثل الكهنوت، كانت أحيانًا توّرث، ولكن الطريقة التي يتم بها التعيين والتكريس غير معروفة لنا. كما أن الأنبياء البارزين كانوا في كثير من الأحيان في مواجهة مع ما يسمي "مدارس" الأنبياء (إيليا، 1 ملوك 17؛ ميخا، 1 ملوك 22: 5–28؛ إرميا، إرميا 27: 14–16؛ 28). كان هؤلاء الأنبياء يتم تكليفهم من خلال دعوة إلهية ومباشرة (1 ملوك 17: 1؛ 21: 17؛ إشعياء 6؛ إرميا 1؛ عاموس 7: 15)، بينما تم مسح أليشع ودعوته بواسطة تكليف محدد من الله من خلال إيليا (1 ملوك 19: 16؛ إشعياء 61: 1). وقد كانت كانت أصالة ومصداقية رسالة النبي لا تعتمد على طريقة أو مراسم مسحه للنبوة، بل على الحق الواضح فيها، بحيث يتم تحقيق كل ما سبق وتنبأ بأنه سيحدث (1 ملوك 22: 13–14، 26–28؛ إرميا 28: 5–9).</w:t>
       </w:r>
     </w:p>
     <w:p>
@@ -50640,435 +49872,67 @@
           <w:cs/>
           <w:lang w:val="ar_AE" w:bidi="ar_AE"/>
         </w:rPr>
-        <w:t>إن الرسامة المسيحية هي أيضًا مسألة اختيار إلهي. لم يكن يسوع أو أي من تلاميذه، ينتمي لهذه الفئات الدينية الرسمية. عندما أقام يسوع الاثني عشر رسولًا، دعا إليه الذين أرادهم، وقد أكد لاحقًا،"ليس أنتم اخترتموني بل أنا اخترتكم وأقمتكم" (</w:t>
-      </w:r>
-      <w:r>
-        <w:rPr>
-          <w:rtl/>
-          <w:cs/>
-          <w:lang w:val="ar_AE" w:bidi="ar_AE"/>
-        </w:rPr>
-        <w:t>يوحنا ١٥: ١٦</w:t>
-      </w:r>
-      <w:r>
-        <w:rPr>
-          <w:rtl/>
-          <w:cs/>
-          <w:lang w:val="ar_AE" w:bidi="ar_AE"/>
-        </w:rPr>
-        <w:t>). أما اختيار متياس الرسول فقد تم عن طريق الصلاة والقرعة الإلهية (</w:t>
-      </w:r>
-      <w:r>
-        <w:rPr>
-          <w:rtl/>
-          <w:cs/>
-          <w:lang w:val="ar_AE" w:bidi="ar_AE"/>
-        </w:rPr>
-        <w:t>أعمال الرسل ١: ٢٤–٢٦</w:t>
-      </w:r>
-      <w:r>
-        <w:rPr>
-          <w:rtl/>
-          <w:cs/>
-          <w:lang w:val="ar_AE" w:bidi="ar_AE"/>
-        </w:rPr>
-        <w:t>). وقد أفتخر بولس بأن الله أفرزه قبل أن يُولد، وأنه أصبح رسولًا لا من الناس ولا بإنسان (</w:t>
-      </w:r>
-      <w:r>
-        <w:rPr>
-          <w:rtl/>
-          <w:cs/>
-          <w:lang w:val="ar_AE" w:bidi="ar_AE"/>
-        </w:rPr>
-        <w:t>غلاطية ١: ١، ١٥</w:t>
-      </w:r>
-      <w:r>
-        <w:rPr>
-          <w:rtl/>
-          <w:cs/>
-          <w:lang w:val="ar_AE" w:bidi="ar_AE"/>
-        </w:rPr>
-        <w:t>). كما تم إرسال بولس وبرنابا بإرشاد من الروح القدس بينما كانوا يقومون بالعبادة، ومن المحتمل أن ذلك تم من خلال نبي مسيحي. كذلك، تم اختيار تيموثاوس أولاً كمساعد لبولس حسب النبوات التي سبقت عليه (</w:t>
-      </w:r>
-      <w:r>
-        <w:rPr>
-          <w:rtl/>
-          <w:cs/>
-          <w:lang w:val="ar_AE" w:bidi="ar_AE"/>
-        </w:rPr>
-        <w:t>١ تيموثاوس ١: ١٨</w:t>
-      </w:r>
-      <w:r>
-        <w:rPr>
-          <w:rtl/>
-          <w:cs/>
-          <w:lang w:val="ar_AE" w:bidi="ar_AE"/>
-        </w:rPr>
-        <w:t xml:space="preserve">؛ </w:t>
-      </w:r>
-      <w:r>
-        <w:rPr>
-          <w:rtl/>
-          <w:cs/>
-          <w:lang w:val="ar_AE" w:bidi="ar_AE"/>
-        </w:rPr>
-        <w:t>٤: ١٤</w:t>
-      </w:r>
-      <w:r>
-        <w:rPr>
-          <w:rtl/>
-          <w:cs/>
-          <w:lang w:val="ar_AE" w:bidi="ar_AE"/>
-        </w:rPr>
-        <w:t>).</w:t>
-      </w:r>
-    </w:p>
-    <w:p>
-      <w:pPr>
-        <w:bidi/>
-      </w:pPr>
-      <w:r>
-        <w:rPr>
-          <w:rtl/>
-          <w:cs/>
-          <w:lang w:val="ar_AE" w:bidi="ar_AE"/>
-        </w:rPr>
-      </w:r>
-      <w:r>
-        <w:rPr>
-          <w:rtl/>
-          <w:cs/>
-          <w:lang w:val="ar_AE" w:bidi="ar_AE"/>
-        </w:rPr>
-        <w:t>بينما في كورنثوس، تمت الإشارة للعديد من خدمات الوعظ، والتعليم، والشفاء، والتدابير باعتبارها عطايا يهبها الروح، قاسمًا لكل واحد كما يشاء (</w:t>
-      </w:r>
-      <w:r>
-        <w:rPr>
-          <w:rtl/>
-          <w:cs/>
-          <w:lang w:val="ar_AE" w:bidi="ar_AE"/>
-        </w:rPr>
-        <w:t>١ كورنثوس ١٢: ٨–١١، ٢٨</w:t>
-      </w:r>
-      <w:r>
-        <w:rPr>
-          <w:rtl/>
-          <w:cs/>
-          <w:lang w:val="ar_AE" w:bidi="ar_AE"/>
-        </w:rPr>
-        <w:t xml:space="preserve">؛ </w:t>
-      </w:r>
-      <w:r>
-        <w:rPr>
-          <w:rtl/>
-          <w:cs/>
-          <w:lang w:val="ar_AE" w:bidi="ar_AE"/>
-        </w:rPr>
-        <w:t>أفسس ٤: ١١</w:t>
-      </w:r>
-      <w:r>
-        <w:rPr>
-          <w:rtl/>
-          <w:cs/>
-          <w:lang w:val="ar_AE" w:bidi="ar_AE"/>
-        </w:rPr>
-        <w:t>). وفي أفسس، أقام الروح القدس شيوخ الكنيسة وجعلهم رعاة على الرعية (</w:t>
-      </w:r>
-      <w:r>
-        <w:rPr>
-          <w:rtl/>
-          <w:cs/>
-          <w:lang w:val="ar_AE" w:bidi="ar_AE"/>
-        </w:rPr>
-        <w:t>أعمال الرسل ٢٠: ٢٨</w:t>
-      </w:r>
-      <w:r>
-        <w:rPr>
-          <w:rtl/>
-          <w:cs/>
-          <w:lang w:val="ar_AE" w:bidi="ar_AE"/>
-        </w:rPr>
-        <w:t>). هذا الإمتياز والحق الإلهي واضح في كل مكان: فإن أي محاولة للحصول على امتياز الخدمة بمبادرة شخصية أو طرق بشرية، دائما ما تُقابل بدينونة شديدة (</w:t>
-      </w:r>
-      <w:r>
-        <w:rPr>
-          <w:rtl/>
-          <w:cs/>
-          <w:lang w:val="ar_AE" w:bidi="ar_AE"/>
-        </w:rPr>
-        <w:t>8: 18–24</w:t>
-      </w:r>
-      <w:r>
-        <w:rPr>
-          <w:rtl/>
-          <w:cs/>
-          <w:lang w:val="ar_AE" w:bidi="ar_AE"/>
-        </w:rPr>
-        <w:t>).</w:t>
-      </w:r>
-    </w:p>
-    <w:p>
-      <w:pPr>
-        <w:bidi/>
-      </w:pPr>
-      <w:r>
-        <w:rPr>
-          <w:rtl/>
-          <w:cs/>
-          <w:lang w:val="ar_AE" w:bidi="ar_AE"/>
-        </w:rPr>
-      </w:r>
-      <w:r>
-        <w:rPr>
-          <w:rtl/>
-          <w:cs/>
-          <w:lang w:val="ar_AE" w:bidi="ar_AE"/>
-        </w:rPr>
-        <w:t>ومن الناحية الأخري، قامت الكنيسة المُجتمعة "بترشيح" برسابا ومتياس ثم تركت الاختيار النهائي لله (</w:t>
-      </w:r>
-      <w:r>
-        <w:rPr>
-          <w:rtl/>
-          <w:cs/>
-          <w:lang w:val="ar_AE" w:bidi="ar_AE"/>
-        </w:rPr>
-        <w:t>أعمال الرسل ١: ١٥، ٢٣</w:t>
-      </w:r>
-      <w:r>
-        <w:rPr>
-          <w:rtl/>
-          <w:cs/>
-          <w:lang w:val="ar_AE" w:bidi="ar_AE"/>
-        </w:rPr>
-        <w:t>). كما اختار المؤمنون الشمامسة السبعة، ثم أقاموهم أمام الرسل (</w:t>
-      </w:r>
-      <w:r>
-        <w:rPr>
-          <w:rtl/>
-          <w:cs/>
-          <w:lang w:val="ar_AE" w:bidi="ar_AE"/>
-        </w:rPr>
-        <w:t>6: 2–6</w:t>
-      </w:r>
-      <w:r>
-        <w:rPr>
-          <w:rtl/>
-          <w:cs/>
-          <w:lang w:val="ar_AE" w:bidi="ar_AE"/>
-        </w:rPr>
-        <w:t>). وأيضًا الكنيسة المجتمعة، تحت قيادة الروح القدس، قامت بتكليف وإطلاق بولس وبرنابا (</w:t>
-      </w:r>
-      <w:r>
-        <w:rPr>
-          <w:rtl/>
-          <w:cs/>
-          <w:lang w:val="ar_AE" w:bidi="ar_AE"/>
-        </w:rPr>
-        <w:t>13: 3</w:t>
-      </w:r>
-      <w:r>
-        <w:rPr>
-          <w:rtl/>
-          <w:cs/>
-          <w:lang w:val="ar_AE" w:bidi="ar_AE"/>
-        </w:rPr>
-        <w:t>). كما أن بولس وبرنابا أنفسهم قد قاما بتعيين شيوخ (</w:t>
-      </w:r>
-      <w:r>
-        <w:rPr>
-          <w:rtl/>
-          <w:cs/>
-          <w:lang w:val="ar_AE" w:bidi="ar_AE"/>
-        </w:rPr>
-        <w:t>١٤: ٢٣</w:t>
-      </w:r>
-      <w:r>
-        <w:rPr>
-          <w:rtl/>
-          <w:cs/>
-          <w:lang w:val="ar_AE" w:bidi="ar_AE"/>
-        </w:rPr>
-        <w:t>)، وتم تكليف تيطس بالعمل نفسه (</w:t>
-      </w:r>
-      <w:r>
-        <w:rPr>
-          <w:rtl/>
-          <w:cs/>
-          <w:lang w:val="ar_AE" w:bidi="ar_AE"/>
-        </w:rPr>
-        <w:t>تيطس ١: ٥</w:t>
-      </w:r>
-      <w:r>
-        <w:rPr>
-          <w:rtl/>
-          <w:cs/>
-          <w:lang w:val="ar_AE" w:bidi="ar_AE"/>
-        </w:rPr>
-        <w:t>)، وربما تيموثاوس أيضًا (</w:t>
-      </w:r>
-      <w:r>
-        <w:rPr>
-          <w:rtl/>
-          <w:cs/>
-          <w:lang w:val="ar_AE" w:bidi="ar_AE"/>
-        </w:rPr>
-        <w:t>١ تيموثاوس ٥: ٢٢</w:t>
-      </w:r>
-      <w:r>
-        <w:rPr>
-          <w:rtl/>
-          <w:cs/>
-          <w:lang w:val="ar_AE" w:bidi="ar_AE"/>
-        </w:rPr>
-        <w:t>). وقد قام الشيوخ في لسترة وايقونية طاعة للنبوة، مع بولس، بوضع الأيدي لتعيين تيموثاوس لعمل القيادة (</w:t>
-      </w:r>
-      <w:r>
-        <w:rPr>
-          <w:rtl/>
-          <w:cs/>
-          <w:lang w:val="ar_AE" w:bidi="ar_AE"/>
-        </w:rPr>
-        <w:t>١ تيموثاوس ٤: ١٤</w:t>
-      </w:r>
-      <w:r>
-        <w:rPr>
-          <w:rtl/>
-          <w:cs/>
-          <w:lang w:val="ar_AE" w:bidi="ar_AE"/>
-        </w:rPr>
-        <w:t xml:space="preserve">؛ </w:t>
-      </w:r>
-      <w:r>
-        <w:rPr>
-          <w:rtl/>
-          <w:cs/>
-          <w:lang w:val="ar_AE" w:bidi="ar_AE"/>
-        </w:rPr>
-        <w:t>٢ تيموثاوس ١: ٦</w:t>
-      </w:r>
-      <w:r>
-        <w:rPr>
-          <w:rtl/>
-          <w:cs/>
-          <w:lang w:val="ar_AE" w:bidi="ar_AE"/>
-        </w:rPr>
-        <w:t>). وعندما تمت كتابة رسائل إلى كل من تيموثاوس وتيطس، كانت هناك قوائم محددة للشروط المطلوبة عند اختيار قادة الكنيسة (</w:t>
-      </w:r>
-      <w:r>
-        <w:rPr>
-          <w:rtl/>
-          <w:cs/>
-          <w:lang w:val="ar_AE" w:bidi="ar_AE"/>
-        </w:rPr>
-        <w:t>١ تيموثاوس ٣: ١–١٣</w:t>
-      </w:r>
-      <w:r>
-        <w:rPr>
-          <w:rtl/>
-          <w:cs/>
-          <w:lang w:val="ar_AE" w:bidi="ar_AE"/>
-        </w:rPr>
-        <w:t xml:space="preserve">؛ </w:t>
-      </w:r>
-      <w:r>
-        <w:rPr>
-          <w:rtl/>
-          <w:cs/>
-          <w:lang w:val="ar_AE" w:bidi="ar_AE"/>
-        </w:rPr>
-        <w:t>٢ تيموثاوس ٢: ٢</w:t>
-      </w:r>
-      <w:r>
-        <w:rPr>
-          <w:rtl/>
-          <w:cs/>
-          <w:lang w:val="ar_AE" w:bidi="ar_AE"/>
-        </w:rPr>
-        <w:t>).</w:t>
-      </w:r>
-    </w:p>
-    <w:p>
-      <w:pPr>
-        <w:bidi/>
-      </w:pPr>
-      <w:r>
-        <w:rPr>
-          <w:rtl/>
-          <w:cs/>
-          <w:lang w:val="ar_AE" w:bidi="ar_AE"/>
-        </w:rPr>
-      </w:r>
-      <w:r>
-        <w:rPr>
-          <w:rtl/>
-          <w:cs/>
-          <w:lang w:val="ar_AE" w:bidi="ar_AE"/>
-        </w:rPr>
-        <w:t>كما شاركت جماعة المؤمنين في عملية اختيار القادة. فمن الممكن أن هذا الأمر كان يتضمن الصلاة، والصوم، وإلقاء القرعة (</w:t>
-      </w:r>
-      <w:r>
-        <w:rPr>
-          <w:rtl/>
-          <w:cs/>
-          <w:lang w:val="ar_AE" w:bidi="ar_AE"/>
-        </w:rPr>
-        <w:t>أعمال الرسل ١: ٢٦</w:t>
-      </w:r>
-      <w:r>
-        <w:rPr>
-          <w:rtl/>
-          <w:cs/>
-          <w:lang w:val="ar_AE" w:bidi="ar_AE"/>
-        </w:rPr>
-        <w:t xml:space="preserve">؛ </w:t>
-      </w:r>
-      <w:r>
-        <w:rPr>
-          <w:rtl/>
-          <w:cs/>
-          <w:lang w:val="ar_AE" w:bidi="ar_AE"/>
-        </w:rPr>
-        <w:t>٦: ٦</w:t>
-      </w:r>
-      <w:r>
-        <w:rPr>
-          <w:rtl/>
-          <w:cs/>
-          <w:lang w:val="ar_AE" w:bidi="ar_AE"/>
-        </w:rPr>
-        <w:t xml:space="preserve">؛ </w:t>
-      </w:r>
-      <w:r>
-        <w:rPr>
-          <w:rtl/>
-          <w:cs/>
-          <w:lang w:val="ar_AE" w:bidi="ar_AE"/>
-        </w:rPr>
-        <w:t>١٣: ٢–٣</w:t>
-      </w:r>
-      <w:r>
-        <w:rPr>
-          <w:rtl/>
-          <w:cs/>
-          <w:lang w:val="ar_AE" w:bidi="ar_AE"/>
-        </w:rPr>
-        <w:t xml:space="preserve">؛ </w:t>
-      </w:r>
-      <w:r>
-        <w:rPr>
-          <w:rtl/>
-          <w:cs/>
-          <w:lang w:val="ar_AE" w:bidi="ar_AE"/>
-        </w:rPr>
-        <w:t>١٤: ٢٣</w:t>
-      </w:r>
-      <w:r>
-        <w:rPr>
-          <w:rtl/>
-          <w:cs/>
-          <w:lang w:val="ar_AE" w:bidi="ar_AE"/>
-        </w:rPr>
-        <w:t>)، وأحيانًا كان يتم الإنتخاب بالأيدى (الكلمة اليونانية، كيروتونين</w:t>
+        <w:t>إن الرسامة المسيحية هي أيضًا مسألة اختيار إلهي. لم يكن يسوع أو أي من تلاميذه، ينتمي لهذه الفئات الدينية الرسمية. عندما أقام يسوع الاثني عشر رسولًا، دعا إليه الذين أرادهم، وقد أكد لاحقًا،"ليس أنتم اخترتموني بل أنا اخترتكم وأقمتكم" (يوحنا ١٥: ١٦). أما اختيار متياس الرسول فقد تم عن طريق الصلاة والقرعة الإلهية (أعمال الرسل ١: ٢٤–٢٦). وقد أفتخر بولس بأن الله أفرزه قبل أن يُولد، وأنه أصبح رسولًا لا من الناس ولا بإنسان (غلاطية ١: ١، ١٥). كما تم إرسال بولس وبرنابا بإرشاد من الروح القدس بينما كانوا يقومون بالعبادة، ومن المحتمل أن ذلك تم من خلال نبي مسيحي. كذلك، تم اختيار تيموثاوس أولاً كمساعد لبولس حسب النبوات التي سبقت عليه (١ تيموثاوس ١: ١٨؛ ٤: ١٤).</w:t>
+      </w:r>
+    </w:p>
+    <w:p>
+      <w:pPr>
+        <w:bidi/>
+      </w:pPr>
+      <w:r>
+        <w:rPr>
+          <w:rtl/>
+          <w:cs/>
+          <w:lang w:val="ar_AE" w:bidi="ar_AE"/>
+        </w:rPr>
+      </w:r>
+      <w:r>
+        <w:rPr>
+          <w:rtl/>
+          <w:cs/>
+          <w:lang w:val="ar_AE" w:bidi="ar_AE"/>
+        </w:rPr>
+        <w:t>بينما في كورنثوس، تمت الإشارة للعديد من خدمات الوعظ، والتعليم، والشفاء، والتدابير باعتبارها عطايا يهبها الروح، قاسمًا لكل واحد كما يشاء (١ كورنثوس ١٢: ٨–١١، ٢٨؛ أفسس ٤: ١١). وفي أفسس، أقام الروح القدس شيوخ الكنيسة وجعلهم رعاة على الرعية (أعمال الرسل ٢٠: ٢٨). هذا الإمتياز والحق الإلهي واضح في كل مكان: فإن أي محاولة للحصول على امتياز الخدمة بمبادرة شخصية أو طرق بشرية، دائما ما تُقابل بدينونة شديدة (8: 18–24).</w:t>
+      </w:r>
+    </w:p>
+    <w:p>
+      <w:pPr>
+        <w:bidi/>
+      </w:pPr>
+      <w:r>
+        <w:rPr>
+          <w:rtl/>
+          <w:cs/>
+          <w:lang w:val="ar_AE" w:bidi="ar_AE"/>
+        </w:rPr>
+      </w:r>
+      <w:r>
+        <w:rPr>
+          <w:rtl/>
+          <w:cs/>
+          <w:lang w:val="ar_AE" w:bidi="ar_AE"/>
+        </w:rPr>
+        <w:t>ومن الناحية الأخري، قامت الكنيسة المُجتمعة "بترشيح" برسابا ومتياس ثم تركت الاختيار النهائي لله (أعمال الرسل ١: ١٥، ٢٣). كما اختار المؤمنون الشمامسة السبعة، ثم أقاموهم أمام الرسل (6: 2–6). وأيضًا الكنيسة المجتمعة، تحت قيادة الروح القدس، قامت بتكليف وإطلاق بولس وبرنابا (13: 3). كما أن بولس وبرنابا أنفسهم قد قاما بتعيين شيوخ (١٤: ٢٣)، وتم تكليف تيطس بالعمل نفسه (تيطس ١: ٥)، وربما تيموثاوس أيضًا (١ تيموثاوس ٥: ٢٢). وقد قام الشيوخ في لسترة وايقونية طاعة للنبوة، مع بولس، بوضع الأيدي لتعيين تيموثاوس لعمل القيادة (١ تيموثاوس ٤: ١٤؛ ٢ تيموثاوس ١: ٦). وعندما تمت كتابة رسائل إلى كل من تيموثاوس وتيطس، كانت هناك قوائم محددة للشروط المطلوبة عند اختيار قادة الكنيسة (١ تيموثاوس ٣: ١–١٣؛ ٢ تيموثاوس ٢: ٢).</w:t>
+      </w:r>
+    </w:p>
+    <w:p>
+      <w:pPr>
+        <w:bidi/>
+      </w:pPr>
+      <w:r>
+        <w:rPr>
+          <w:rtl/>
+          <w:cs/>
+          <w:lang w:val="ar_AE" w:bidi="ar_AE"/>
+        </w:rPr>
+      </w:r>
+      <w:r>
+        <w:rPr>
+          <w:rtl/>
+          <w:cs/>
+          <w:lang w:val="ar_AE" w:bidi="ar_AE"/>
+        </w:rPr>
+        <w:t>كما شاركت جماعة المؤمنين في عملية اختيار القادة. فمن الممكن أن هذا الأمر كان يتضمن الصلاة، والصوم، وإلقاء القرعة (أعمال الرسل ١: ٢٦؛ ٦: ٦؛ ١٣: ٢–٣؛ ١٤: ٢٣)، وأحيانًا كان يتم الإنتخاب بالأيدى (الكلمة اليونانية، كيروتونين</w:t>
       </w:r>
       <w:r>
         <w:rPr>
@@ -51085,119 +49949,7 @@
           <w:cs/>
           <w:lang w:val="ar_AE" w:bidi="ar_AE"/>
         </w:rPr>
-        <w:t xml:space="preserve"> تعني أساسًا "الاختيار برفع الأيدي،" ثم لاحقًا "الاختيار بالإشارة إلى"، (راجع </w:t>
-      </w:r>
-      <w:r>
-        <w:rPr>
-          <w:rtl/>
-          <w:cs/>
-          <w:lang w:val="ar_AE" w:bidi="ar_AE"/>
-        </w:rPr>
-        <w:t>أعمال الرسل ١٤: ٢٣</w:t>
-      </w:r>
-      <w:r>
-        <w:rPr>
-          <w:rtl/>
-          <w:cs/>
-          <w:lang w:val="ar_AE" w:bidi="ar_AE"/>
-        </w:rPr>
-        <w:t xml:space="preserve">؛ </w:t>
-      </w:r>
-      <w:r>
-        <w:rPr>
-          <w:rtl/>
-          <w:cs/>
-          <w:lang w:val="ar_AE" w:bidi="ar_AE"/>
-        </w:rPr>
-        <w:t>٢ كورنثوس ٨: ١٩</w:t>
-      </w:r>
-      <w:r>
-        <w:rPr>
-          <w:rtl/>
-          <w:cs/>
-          <w:lang w:val="ar_AE" w:bidi="ar_AE"/>
-        </w:rPr>
-        <w:t>)، وأحيانًا كان الاختيار يتم من خلال موافقة الجماعة (</w:t>
-      </w:r>
-      <w:r>
-        <w:rPr>
-          <w:rtl/>
-          <w:cs/>
-          <w:lang w:val="ar_AE" w:bidi="ar_AE"/>
-        </w:rPr>
-        <w:t>أعمال الرسل ١: ١٥، ٢٣</w:t>
-      </w:r>
-      <w:r>
-        <w:rPr>
-          <w:rtl/>
-          <w:cs/>
-          <w:lang w:val="ar_AE" w:bidi="ar_AE"/>
-        </w:rPr>
-        <w:t xml:space="preserve">؛ </w:t>
-      </w:r>
-      <w:r>
-        <w:rPr>
-          <w:rtl/>
-          <w:cs/>
-          <w:lang w:val="ar_AE" w:bidi="ar_AE"/>
-        </w:rPr>
-        <w:t>٦: ٢–٥</w:t>
-      </w:r>
-      <w:r>
-        <w:rPr>
-          <w:rtl/>
-          <w:cs/>
-          <w:lang w:val="ar_AE" w:bidi="ar_AE"/>
-        </w:rPr>
-        <w:t xml:space="preserve">؛ </w:t>
-      </w:r>
-      <w:r>
-        <w:rPr>
-          <w:rtl/>
-          <w:cs/>
-          <w:lang w:val="ar_AE" w:bidi="ar_AE"/>
-        </w:rPr>
-        <w:t>١٣: ٣</w:t>
-      </w:r>
-      <w:r>
-        <w:rPr>
-          <w:rtl/>
-          <w:cs/>
-          <w:lang w:val="ar_AE" w:bidi="ar_AE"/>
-        </w:rPr>
-        <w:t xml:space="preserve">؛ </w:t>
-      </w:r>
-      <w:r>
-        <w:rPr>
-          <w:rtl/>
-          <w:cs/>
-          <w:lang w:val="ar_AE" w:bidi="ar_AE"/>
-        </w:rPr>
-        <w:t>١٦: ٢</w:t>
-      </w:r>
-      <w:r>
-        <w:rPr>
-          <w:rtl/>
-          <w:cs/>
-          <w:lang w:val="ar_AE" w:bidi="ar_AE"/>
-        </w:rPr>
-        <w:t xml:space="preserve">؛ </w:t>
-      </w:r>
-      <w:r>
-        <w:rPr>
-          <w:rtl/>
-          <w:cs/>
-          <w:lang w:val="ar_AE" w:bidi="ar_AE"/>
-        </w:rPr>
-        <w:t>١ تيموثاوس ٤: ١٤</w:t>
-      </w:r>
-      <w:r>
-        <w:rPr>
-          <w:rtl/>
-          <w:cs/>
-          <w:lang w:val="ar_AE" w:bidi="ar_AE"/>
-        </w:rPr>
-        <w:t>).</w:t>
+        <w:t xml:space="preserve"> تعني أساسًا "الاختيار برفع الأيدي،" ثم لاحقًا "الاختيار بالإشارة إلى"، (راجع أعمال الرسل ١٤: ٢٣؛ ٢ كورنثوس ٨: ١٩)، وأحيانًا كان الاختيار يتم من خلال موافقة الجماعة (أعمال الرسل ١: ١٥، ٢٣؛ ٦: ٢–٥؛ ١٣: ٣؛ ١٦: ٢؛ ١ تيموثاوس ٤: ١٤).</w:t>
       </w:r>
     </w:p>
     <w:p>
@@ -70658,247 +69410,7 @@
           <w:cs/>
           <w:lang w:val="ar_AE" w:bidi="ar_AE"/>
         </w:rPr>
-        <w:t xml:space="preserve"> في العهد الجديد، تصف كلمة إكزوسيا القوة الكامنة خلف سلطة معينة وبأن هذه القوة مؤكدة ومُستمدة من مكانة بارزة أو مميزة. لا يوجد شيء شرير في هذا النوع من الرياسات، بل على العكس، هو أمر ضرورى ومهم من الناحية الأخلاقية ومن الناحية الروحية أيضًا (</w:t>
-      </w:r>
-      <w:r>
-        <w:rPr>
-          <w:rtl/>
-          <w:cs/>
-          <w:lang w:val="ar_AE" w:bidi="ar_AE"/>
-        </w:rPr>
-        <w:t>متى ٢١: ٢٣</w:t>
-      </w:r>
-      <w:r>
-        <w:rPr>
-          <w:rtl/>
-          <w:cs/>
-          <w:lang w:val="ar_AE" w:bidi="ar_AE"/>
-        </w:rPr>
-        <w:t>). لذلك يمكن تطبيقها بشكل مناسب على سلطان ورياسة المسيّا (</w:t>
-      </w:r>
-      <w:r>
-        <w:rPr>
-          <w:rtl/>
-          <w:cs/>
-          <w:lang w:val="ar_AE" w:bidi="ar_AE"/>
-        </w:rPr>
-        <w:t>متى ٩: ٦</w:t>
-      </w:r>
-      <w:r>
-        <w:rPr>
-          <w:rtl/>
-          <w:cs/>
-          <w:lang w:val="ar_AE" w:bidi="ar_AE"/>
-        </w:rPr>
-        <w:t xml:space="preserve">؛ </w:t>
-      </w:r>
-      <w:r>
-        <w:rPr>
-          <w:rtl/>
-          <w:cs/>
-          <w:lang w:val="ar_AE" w:bidi="ar_AE"/>
-        </w:rPr>
-        <w:t>مرقس ٢: ١٠</w:t>
-      </w:r>
-      <w:r>
-        <w:rPr>
-          <w:rtl/>
-          <w:cs/>
-          <w:lang w:val="ar_AE" w:bidi="ar_AE"/>
-        </w:rPr>
-        <w:t>)، كذلك تلك الخاصة بالرسل (</w:t>
-      </w:r>
-      <w:r>
-        <w:rPr>
-          <w:rtl/>
-          <w:cs/>
-          <w:lang w:val="ar_AE" w:bidi="ar_AE"/>
-        </w:rPr>
-        <w:t>٢ كورنثوس ١٠: ٨</w:t>
-      </w:r>
-      <w:r>
-        <w:rPr>
-          <w:rtl/>
-          <w:cs/>
-          <w:lang w:val="ar_AE" w:bidi="ar_AE"/>
-        </w:rPr>
-        <w:t xml:space="preserve">؛ </w:t>
-      </w:r>
-      <w:r>
-        <w:rPr>
-          <w:rtl/>
-          <w:cs/>
-          <w:lang w:val="ar_AE" w:bidi="ar_AE"/>
-        </w:rPr>
-        <w:t>١٣: ١٠</w:t>
-      </w:r>
-      <w:r>
-        <w:rPr>
-          <w:rtl/>
-          <w:cs/>
-          <w:lang w:val="ar_AE" w:bidi="ar_AE"/>
-        </w:rPr>
-        <w:t xml:space="preserve">)، و يمتد الإستخدام ليشمل الحكومات البشرية (راجع </w:t>
-      </w:r>
-      <w:r>
-        <w:rPr>
-          <w:rtl/>
-          <w:cs/>
-          <w:lang w:val="ar_AE" w:bidi="ar_AE"/>
-        </w:rPr>
-        <w:t>متى ٨: ٩</w:t>
-      </w:r>
-      <w:r>
-        <w:rPr>
-          <w:rtl/>
-          <w:cs/>
-          <w:lang w:val="ar_AE" w:bidi="ar_AE"/>
-        </w:rPr>
-        <w:t xml:space="preserve">؛ </w:t>
-      </w:r>
-      <w:r>
-        <w:rPr>
-          <w:rtl/>
-          <w:cs/>
-          <w:lang w:val="ar_AE" w:bidi="ar_AE"/>
-        </w:rPr>
-        <w:t>لوقا ٢٠: ٢٠</w:t>
-      </w:r>
-      <w:r>
-        <w:rPr>
-          <w:rtl/>
-          <w:cs/>
-          <w:lang w:val="ar_AE" w:bidi="ar_AE"/>
-        </w:rPr>
-        <w:t>). أما التعبير أركاي، فله معاني متنوعة، وقد تكرر 12 مرة بمعنى "يقود،" أو "يحكم،" أو "سيادة،" 9 منها (</w:t>
-      </w:r>
-      <w:r>
-        <w:rPr>
-          <w:rtl/>
-          <w:cs/>
-          <w:lang w:val="ar_AE" w:bidi="ar_AE"/>
-        </w:rPr>
-        <w:t>رومية ٨: ٣٨</w:t>
-      </w:r>
-      <w:r>
-        <w:rPr>
-          <w:rtl/>
-          <w:cs/>
-          <w:lang w:val="ar_AE" w:bidi="ar_AE"/>
-        </w:rPr>
-        <w:t xml:space="preserve">؛ </w:t>
-      </w:r>
-      <w:r>
-        <w:rPr>
-          <w:rtl/>
-          <w:cs/>
-          <w:lang w:val="ar_AE" w:bidi="ar_AE"/>
-        </w:rPr>
-        <w:t>١ كورنثوس ١٥: ٢٤</w:t>
-      </w:r>
-      <w:r>
-        <w:rPr>
-          <w:rtl/>
-          <w:cs/>
-          <w:lang w:val="ar_AE" w:bidi="ar_AE"/>
-        </w:rPr>
-        <w:t xml:space="preserve">؛ </w:t>
-      </w:r>
-      <w:r>
-        <w:rPr>
-          <w:rtl/>
-          <w:cs/>
-          <w:lang w:val="ar_AE" w:bidi="ar_AE"/>
-        </w:rPr>
-        <w:t>أفسس ١: ٢١</w:t>
-      </w:r>
-      <w:r>
-        <w:rPr>
-          <w:rtl/>
-          <w:cs/>
-          <w:lang w:val="ar_AE" w:bidi="ar_AE"/>
-        </w:rPr>
-        <w:t xml:space="preserve">؛ </w:t>
-      </w:r>
-      <w:r>
-        <w:rPr>
-          <w:rtl/>
-          <w:cs/>
-          <w:lang w:val="ar_AE" w:bidi="ar_AE"/>
-        </w:rPr>
-        <w:t>٣: ١٠</w:t>
-      </w:r>
-      <w:r>
-        <w:rPr>
-          <w:rtl/>
-          <w:cs/>
-          <w:lang w:val="ar_AE" w:bidi="ar_AE"/>
-        </w:rPr>
-        <w:t xml:space="preserve">؛ </w:t>
-      </w:r>
-      <w:r>
-        <w:rPr>
-          <w:rtl/>
-          <w:cs/>
-          <w:lang w:val="ar_AE" w:bidi="ar_AE"/>
-        </w:rPr>
-        <w:t>٦: ١٢</w:t>
-      </w:r>
-      <w:r>
-        <w:rPr>
-          <w:rtl/>
-          <w:cs/>
-          <w:lang w:val="ar_AE" w:bidi="ar_AE"/>
-        </w:rPr>
-        <w:t xml:space="preserve">؛ </w:t>
-      </w:r>
-      <w:r>
-        <w:rPr>
-          <w:rtl/>
-          <w:cs/>
-          <w:lang w:val="ar_AE" w:bidi="ar_AE"/>
-        </w:rPr>
-        <w:t>كولوسي ١: ١٦</w:t>
-      </w:r>
-      <w:r>
-        <w:rPr>
-          <w:rtl/>
-          <w:cs/>
-          <w:lang w:val="ar_AE" w:bidi="ar_AE"/>
-        </w:rPr>
-        <w:t xml:space="preserve">؛ </w:t>
-      </w:r>
-      <w:r>
-        <w:rPr>
-          <w:rtl/>
-          <w:cs/>
-          <w:lang w:val="ar_AE" w:bidi="ar_AE"/>
-        </w:rPr>
-        <w:t>٢: ١٠، ١٥</w:t>
-      </w:r>
-      <w:r>
-        <w:rPr>
-          <w:rtl/>
-          <w:cs/>
-          <w:lang w:val="ar_AE" w:bidi="ar_AE"/>
-        </w:rPr>
-        <w:t xml:space="preserve">؛ </w:t>
-      </w:r>
-      <w:r>
-        <w:rPr>
-          <w:rtl/>
-          <w:cs/>
-          <w:lang w:val="ar_AE" w:bidi="ar_AE"/>
-        </w:rPr>
-        <w:t>تيطس ٣: ١</w:t>
-      </w:r>
-      <w:r>
-        <w:rPr>
-          <w:rtl/>
-          <w:cs/>
-          <w:lang w:val="ar_AE" w:bidi="ar_AE"/>
-        </w:rPr>
-        <w:t>) تظهر في رسائل بولس. وأخيرًا الكلمة الثالثة دوناميس</w:t>
+        <w:t xml:space="preserve"> في العهد الجديد، تصف كلمة إكزوسيا القوة الكامنة خلف سلطة معينة وبأن هذه القوة مؤكدة ومُستمدة من مكانة بارزة أو مميزة. لا يوجد شيء شرير في هذا النوع من الرياسات، بل على العكس، هو أمر ضرورى ومهم من الناحية الأخلاقية ومن الناحية الروحية أيضًا (متى ٢١: ٢٣). لذلك يمكن تطبيقها بشكل مناسب على سلطان ورياسة المسيّا (متى ٩: ٦؛ مرقس ٢: ١٠)، كذلك تلك الخاصة بالرسل (٢ كورنثوس ١٠: ٨؛ ١٣: ١٠)، و يمتد الإستخدام ليشمل الحكومات البشرية (راجع متى ٨: ٩؛ لوقا ٢٠: ٢٠). أما التعبير أركاي، فله معاني متنوعة، وقد تكرر 12 مرة بمعنى "يقود،" أو "يحكم،" أو "سيادة،" 9 منها (رومية ٨: ٣٨؛ ١ كورنثوس ١٥: ٢٤؛ أفسس ١: ٢١؛ ٣: ١٠؛ ٦: ١٢؛ كولوسي ١: ١٦؛ ٢: ١٠، ١٥؛ تيطس ٣: ١) تظهر في رسائل بولس. وأخيرًا الكلمة الثالثة دوناميس</w:t>
       </w:r>
       <w:r>
         <w:rPr>
@@ -70915,39 +69427,7 @@
           <w:cs/>
           <w:lang w:val="ar_AE" w:bidi="ar_AE"/>
         </w:rPr>
-        <w:t xml:space="preserve"> فهي كلمة شائعة الاستخدام تشير إلى القوة، وتعني القدرة أو الإمكانية لتحقيق هدف مُثيرٍ للإعجاب (</w:t>
-      </w:r>
-      <w:r>
-        <w:rPr>
-          <w:rtl/>
-          <w:cs/>
-          <w:lang w:val="ar_AE" w:bidi="ar_AE"/>
-        </w:rPr>
-        <w:t>متى ٢٥: ١٥</w:t>
-      </w:r>
-      <w:r>
-        <w:rPr>
-          <w:rtl/>
-          <w:cs/>
-          <w:lang w:val="ar_AE" w:bidi="ar_AE"/>
-        </w:rPr>
-        <w:t xml:space="preserve">؛ </w:t>
-      </w:r>
-      <w:r>
-        <w:rPr>
-          <w:rtl/>
-          <w:cs/>
-          <w:lang w:val="ar_AE" w:bidi="ar_AE"/>
-        </w:rPr>
-        <w:t>أعمال الرسل ٣: ١٢</w:t>
-      </w:r>
-      <w:r>
-        <w:rPr>
-          <w:rtl/>
-          <w:cs/>
-          <w:lang w:val="ar_AE" w:bidi="ar_AE"/>
-        </w:rPr>
-        <w:t>).</w:t>
+        <w:t xml:space="preserve"> فهي كلمة شائعة الاستخدام تشير إلى القوة، وتعني القدرة أو الإمكانية لتحقيق هدف مُثيرٍ للإعجاب (متى ٢٥: ١٥؛ أعمال الرسل ٣: ١٢).</w:t>
       </w:r>
     </w:p>
     <w:p>
@@ -70987,55 +69467,7 @@
           <w:cs/>
           <w:lang w:val="ar_AE" w:bidi="ar_AE"/>
         </w:rPr>
-        <w:t>فمن خلال إعطاء يسوع اسمًا فوق كل اسم آخر، كان بولس يُؤكد سيادة المسيح العليا على كل الكائنات المخلوقة، سواء كانت صالحة أم شريرة (</w:t>
-      </w:r>
-      <w:r>
-        <w:rPr>
-          <w:rtl/>
-          <w:cs/>
-          <w:lang w:val="ar_AE" w:bidi="ar_AE"/>
-        </w:rPr>
-        <w:t>رومية ١٤: ١١</w:t>
-      </w:r>
-      <w:r>
-        <w:rPr>
-          <w:rtl/>
-          <w:cs/>
-          <w:lang w:val="ar_AE" w:bidi="ar_AE"/>
-        </w:rPr>
-        <w:t xml:space="preserve">؛ </w:t>
-      </w:r>
-      <w:r>
-        <w:rPr>
-          <w:rtl/>
-          <w:cs/>
-          <w:lang w:val="ar_AE" w:bidi="ar_AE"/>
-        </w:rPr>
-        <w:t>فيلبي ٢: ١٠</w:t>
-      </w:r>
-      <w:r>
-        <w:rPr>
-          <w:rtl/>
-          <w:cs/>
-          <w:lang w:val="ar_AE" w:bidi="ar_AE"/>
-        </w:rPr>
-        <w:t>). وبصفته خالقهم، كانت كل الكائنات السماوية تعتبر من رعاياه، حيث يعترفون به باعتباره رب الكون. كان هذا التأكيد أمرًا مهمًا بالنسبة لأهل كولوسي، الذين يبدو أن تعليمهم اللاهوتي كان قد تلوّث ببعض المعتقدات غير الكتابية (</w:t>
-      </w:r>
-      <w:r>
-        <w:rPr>
-          <w:rtl/>
-          <w:cs/>
-          <w:lang w:val="ar_AE" w:bidi="ar_AE"/>
-        </w:rPr>
-        <w:t>كولوسي ٢: ٨</w:t>
-      </w:r>
-      <w:r>
-        <w:rPr>
-          <w:rtl/>
-          <w:cs/>
-          <w:lang w:val="ar_AE" w:bidi="ar_AE"/>
-        </w:rPr>
-        <w:t>). فالحقيقة هي أنه في يسوع قد حلّ كل ملء الله، وهذا الملء ينتقل إلى المؤمنين من خلال عمل روح الله.</w:t>
+        <w:t>فمن خلال إعطاء يسوع اسمًا فوق كل اسم آخر، كان بولس يُؤكد سيادة المسيح العليا على كل الكائنات المخلوقة، سواء كانت صالحة أم شريرة (رومية ١٤: ١١؛ فيلبي ٢: ١٠). وبصفته خالقهم، كانت كل الكائنات السماوية تعتبر من رعاياه، حيث يعترفون به باعتباره رب الكون. كان هذا التأكيد أمرًا مهمًا بالنسبة لأهل كولوسي، الذين يبدو أن تعليمهم اللاهوتي كان قد تلوّث ببعض المعتقدات غير الكتابية (كولوسي ٢: ٨). فالحقيقة هي أنه في يسوع قد حلّ كل ملء الله، وهذا الملء ينتقل إلى المؤمنين من خلال عمل روح الله.</w:t>
       </w:r>
       <w:r>
         <w:rPr>

--- a/arb/docx/010.content.docx
+++ b/arb/docx/010.content.docx
@@ -61789,11 +61789,20 @@
       </w:r>
       <w:r>
         <w:rPr>
-          <w:rtl/>
-          <w:cs/>
-          <w:lang w:val="ar_AE" w:bidi="ar_AE"/>
-        </w:rPr>
-        <w:t xml:space="preserve">وهناك ثلاث مقالات تالية تصف ثلاثة جوانب رئيسية للروح: (1) </w:t>
+          <w:i/>
+          <w:rtl/>
+          <w:cs/>
+          <w:lang w:val="ar_AE" w:bidi="ar_AE"/>
+        </w:rPr>
+        <w:t>انظر أيضًا</w:t>
+      </w:r>
+      <w:r>
+        <w:rPr>
+          <w:rtl/>
+          <w:cs/>
+          <w:lang w:val="ar_AE" w:bidi="ar_AE"/>
+        </w:rPr>
+        <w:t xml:space="preserve">: </w:t>
       </w:r>
       <w:r>
         <w:rPr>
@@ -61809,7 +61818,7 @@
           <w:cs/>
           <w:lang w:val="ar_AE" w:bidi="ar_AE"/>
         </w:rPr>
-        <w:t xml:space="preserve">؛ (2) </w:t>
+        <w:t xml:space="preserve">؛ </w:t>
       </w:r>
       <w:r>
         <w:rPr>
@@ -61825,7 +61834,7 @@
           <w:cs/>
           <w:lang w:val="ar_AE" w:bidi="ar_AE"/>
         </w:rPr>
-        <w:t xml:space="preserve">؛ (3) </w:t>
+        <w:t xml:space="preserve">؛ </w:t>
       </w:r>
       <w:r>
         <w:rPr>
@@ -62046,7 +62055,7 @@
           <w:cs/>
           <w:lang w:val="ar_AE" w:bidi="ar_AE"/>
         </w:rPr>
-        <w:t>لوقا 1: 47</w:t>
+        <w:t>لوقا 1:46– 47</w:t>
       </w:r>
       <w:r>
         <w:rPr>
